--- a/courses/mathematical-physics/propagators-fields.docx
+++ b/courses/mathematical-physics/propagators-fields.docx
@@ -1757,7 +1757,7 @@
         </m:r>
         <m:r>
           <m:rPr>
-            <m:sty m:val="b"/>
+            <m:sty m:val="bi"/>
           </m:rPr>
           <m:t>x</m:t>
         </m:r>
@@ -1793,7 +1793,7 @@
         </m:r>
         <m:r>
           <m:rPr>
-            <m:sty m:val="b"/>
+            <m:sty m:val="bi"/>
           </m:rPr>
           <m:t>x</m:t>
         </m:r>
@@ -1847,7 +1847,7 @@
         </m:r>
         <m:r>
           <m:rPr>
-            <m:sty m:val="b"/>
+            <m:sty m:val="bi"/>
           </m:rPr>
           <m:t>x</m:t>
         </m:r>
@@ -1883,7 +1883,7 @@
         </m:r>
         <m:r>
           <m:rPr>
-            <m:sty m:val="b"/>
+            <m:sty m:val="bi"/>
           </m:rPr>
           <m:t>x</m:t>
         </m:r>
@@ -2256,7 +2256,7 @@
           </m:r>
           <m:r>
             <m:rPr>
-              <m:sty m:val="b"/>
+              <m:sty m:val="bi"/>
             </m:rPr>
             <m:t>x</m:t>
           </m:r>
@@ -2277,7 +2277,7 @@
           </m:r>
           <m:r>
             <m:rPr>
-              <m:sty m:val="b"/>
+              <m:sty m:val="bi"/>
             </m:rPr>
             <m:t>x</m:t>
           </m:r>
@@ -2298,7 +2298,7 @@
           </m:r>
           <m:r>
             <m:rPr>
-              <m:sty m:val="b"/>
+              <m:sty m:val="bi"/>
             </m:rPr>
             <m:t>x</m:t>
           </m:r>
@@ -2348,7 +2348,7 @@
         </m:r>
         <m:r>
           <m:rPr>
-            <m:sty m:val="b"/>
+            <m:sty m:val="bi"/>
           </m:rPr>
           <m:t>x</m:t>
         </m:r>
@@ -2398,7 +2398,7 @@
         </m:r>
         <m:r>
           <m:rPr>
-            <m:sty m:val="b"/>
+            <m:sty m:val="bi"/>
           </m:rPr>
           <m:t>x</m:t>
         </m:r>
@@ -2517,7 +2517,7 @@
           </m:r>
           <m:r>
             <m:rPr>
-              <m:sty m:val="b"/>
+              <m:sty m:val="bi"/>
             </m:rPr>
             <m:t>x</m:t>
           </m:r>
@@ -2538,7 +2538,7 @@
           </m:r>
           <m:r>
             <m:rPr>
-              <m:sty m:val="b"/>
+              <m:sty m:val="bi"/>
             </m:rPr>
             <m:t>x</m:t>
           </m:r>
@@ -5336,7 +5336,7 @@
             <m:sub>
               <m:r>
                 <m:rPr>
-                  <m:sty m:val="b"/>
+                  <m:sty m:val="bi"/>
                 </m:rPr>
                 <m:t>k</m:t>
               </m:r>
@@ -5350,7 +5350,7 @@
           </m:r>
           <m:r>
             <m:rPr>
-              <m:sty m:val="b"/>
+              <m:sty m:val="bi"/>
             </m:rPr>
             <m:t>x</m:t>
           </m:r>
@@ -5383,7 +5383,7 @@
                   </m:r>
                   <m:r>
                     <m:rPr>
-                      <m:sty m:val="b"/>
+                      <m:sty m:val="bi"/>
                     </m:rPr>
                     <m:t>k</m:t>
                   </m:r>
@@ -5395,7 +5395,7 @@
                   </m:r>
                   <m:r>
                     <m:rPr>
-                      <m:sty m:val="b"/>
+                      <m:sty m:val="bi"/>
                     </m:rPr>
                     <m:t>x</m:t>
                   </m:r>
@@ -5503,7 +5503,7 @@
                 <m:sub>
                   <m:r>
                     <m:rPr>
-                      <m:sty m:val="b"/>
+                      <m:sty m:val="bi"/>
                     </m:rPr>
                     <m:t>k</m:t>
                   </m:r>
@@ -5527,7 +5527,7 @@
           </m:r>
           <m:r>
             <m:rPr>
-              <m:sty m:val="b"/>
+              <m:sty m:val="bi"/>
             </m:rPr>
             <m:t>x</m:t>
           </m:r>
@@ -5548,7 +5548,7 @@
                 <m:e>
                   <m:r>
                     <m:rPr>
-                      <m:sty m:val="b"/>
+                      <m:sty m:val="bi"/>
                     </m:rPr>
                     <m:t>k</m:t>
                   </m:r>
@@ -5572,7 +5572,7 @@
           </m:r>
           <m:r>
             <m:rPr>
-              <m:sty m:val="b"/>
+              <m:sty m:val="bi"/>
             </m:rPr>
             <m:t>x</m:t>
           </m:r>
@@ -5635,7 +5635,7 @@
           </m:r>
           <m:r>
             <m:rPr>
-              <m:sty m:val="b"/>
+              <m:sty m:val="bi"/>
             </m:rPr>
             <m:t>k</m:t>
           </m:r>
@@ -5649,7 +5649,7 @@
             <m:e>
               <m:r>
                 <m:rPr>
-                  <m:sty m:val="b"/>
+                  <m:sty m:val="bi"/>
                 </m:rPr>
                 <m:t>k</m:t>
               </m:r>
@@ -5731,7 +5731,7 @@
                 <m:sub>
                   <m:r>
                     <m:rPr>
-                      <m:sty m:val="b"/>
+                      <m:sty m:val="bi"/>
                     </m:rPr>
                     <m:t>k</m:t>
                   </m:r>
@@ -5747,7 +5747,7 @@
           </m:r>
           <m:r>
             <m:rPr>
-              <m:sty m:val="b"/>
+              <m:sty m:val="bi"/>
             </m:rPr>
             <m:t>x</m:t>
           </m:r>
@@ -5766,7 +5766,7 @@
             <m:sub>
               <m:r>
                 <m:rPr>
-                  <m:sty m:val="b"/>
+                  <m:sty m:val="bi"/>
                 </m:rPr>
                 <m:t>k</m:t>
               </m:r>
@@ -5790,7 +5790,7 @@
             <m:e>
               <m:r>
                 <m:rPr>
-                  <m:sty m:val="b"/>
+                  <m:sty m:val="bi"/>
                 </m:rPr>
                 <m:t>x</m:t>
               </m:r>
@@ -5863,7 +5863,7 @@
           </m:r>
           <m:r>
             <m:rPr>
-              <m:sty m:val="b"/>
+              <m:sty m:val="bi"/>
             </m:rPr>
             <m:t>x</m:t>
           </m:r>
@@ -5877,7 +5877,7 @@
             <m:e>
               <m:r>
                 <m:rPr>
-                  <m:sty m:val="b"/>
+                  <m:sty m:val="bi"/>
                 </m:rPr>
                 <m:t>x</m:t>
               </m:r>
@@ -5948,7 +5948,7 @@
           </m:r>
           <m:r>
             <m:rPr>
-              <m:sty m:val="b"/>
+              <m:sty m:val="bi"/>
             </m:rPr>
             <m:t>x</m:t>
           </m:r>
@@ -6015,7 +6015,7 @@
           </m:r>
           <m:r>
             <m:rPr>
-              <m:sty m:val="b"/>
+              <m:sty m:val="bi"/>
             </m:rPr>
             <m:t>k</m:t>
           </m:r>
@@ -6042,7 +6042,7 @@
                   </m:r>
                   <m:r>
                     <m:rPr>
-                      <m:sty m:val="b"/>
+                      <m:sty m:val="bi"/>
                     </m:rPr>
                     <m:t>k</m:t>
                   </m:r>
@@ -6054,7 +6054,7 @@
                   </m:r>
                   <m:r>
                     <m:rPr>
-                      <m:sty m:val="b"/>
+                      <m:sty m:val="bi"/>
                     </m:rPr>
                     <m:t>x</m:t>
                   </m:r>
@@ -6153,7 +6153,7 @@
           </m:r>
           <m:r>
             <m:rPr>
-              <m:sty m:val="b"/>
+              <m:sty m:val="bi"/>
             </m:rPr>
             <m:t>k</m:t>
           </m:r>
@@ -6213,7 +6213,7 @@
           </m:r>
           <m:r>
             <m:rPr>
-              <m:sty m:val="b"/>
+              <m:sty m:val="bi"/>
             </m:rPr>
             <m:t>x</m:t>
           </m:r>
@@ -6246,7 +6246,7 @@
                   </m:r>
                   <m:r>
                     <m:rPr>
-                      <m:sty m:val="b"/>
+                      <m:sty m:val="bi"/>
                     </m:rPr>
                     <m:t>k</m:t>
                   </m:r>
@@ -6258,7 +6258,7 @@
                   </m:r>
                   <m:r>
                     <m:rPr>
-                      <m:sty m:val="b"/>
+                      <m:sty m:val="bi"/>
                     </m:rPr>
                     <m:t>x</m:t>
                   </m:r>
@@ -6386,7 +6386,7 @@
               </m:r>
               <m:r>
                 <m:rPr>
-                  <m:sty m:val="b"/>
+                  <m:sty m:val="bi"/>
                 </m:rPr>
                 <m:t>k</m:t>
               </m:r>
@@ -6398,7 +6398,7 @@
               </m:r>
               <m:r>
                 <m:rPr>
-                  <m:sty m:val="b"/>
+                  <m:sty m:val="bi"/>
                 </m:rPr>
                 <m:t>x</m:t>
               </m:r>
@@ -6440,7 +6440,7 @@
               </m:r>
               <m:r>
                 <m:rPr>
-                  <m:sty m:val="b"/>
+                  <m:sty m:val="bi"/>
                 </m:rPr>
                 <m:t>k</m:t>
               </m:r>
@@ -6452,7 +6452,7 @@
               </m:r>
               <m:r>
                 <m:rPr>
-                  <m:sty m:val="b"/>
+                  <m:sty m:val="bi"/>
                 </m:rPr>
                 <m:t>x</m:t>
               </m:r>
@@ -6499,7 +6499,7 @@
           </m:r>
           <m:r>
             <m:rPr>
-              <m:sty m:val="b"/>
+              <m:sty m:val="bi"/>
             </m:rPr>
             <m:t>x</m:t>
           </m:r>
@@ -6511,7 +6511,7 @@
           </m:r>
           <m:r>
             <m:rPr>
-              <m:sty m:val="b"/>
+              <m:sty m:val="bi"/>
             </m:rPr>
             <m:t>a</m:t>
           </m:r>
@@ -6545,7 +6545,7 @@
           </m:r>
           <m:r>
             <m:rPr>
-              <m:sty m:val="b"/>
+              <m:sty m:val="bi"/>
             </m:rPr>
             <m:t>k</m:t>
           </m:r>
@@ -6567,7 +6567,7 @@
               </m:r>
               <m:r>
                 <m:rPr>
-                  <m:sty m:val="b"/>
+                  <m:sty m:val="bi"/>
                 </m:rPr>
                 <m:t>k</m:t>
               </m:r>
@@ -6579,7 +6579,7 @@
               </m:r>
               <m:r>
                 <m:rPr>
-                  <m:sty m:val="b"/>
+                  <m:sty m:val="bi"/>
                 </m:rPr>
                 <m:t>a</m:t>
               </m:r>
@@ -6629,7 +6629,7 @@
           </m:r>
           <m:r>
             <m:rPr>
-              <m:sty m:val="b"/>
+              <m:sty m:val="bi"/>
             </m:rPr>
             <m:t>x</m:t>
           </m:r>
@@ -6681,7 +6681,7 @@
           </m:sSup>
           <m:r>
             <m:rPr>
-              <m:sty m:val="b"/>
+              <m:sty m:val="bi"/>
             </m:rPr>
             <m:t>k</m:t>
           </m:r>
@@ -6760,7 +6760,7 @@
           </m:r>
           <m:r>
             <m:rPr>
-              <m:sty m:val="b"/>
+              <m:sty m:val="bi"/>
             </m:rPr>
             <m:t>x</m:t>
           </m:r>
@@ -6812,7 +6812,7 @@
             <m:sub>
               <m:r>
                 <m:rPr>
-                  <m:sty m:val="b"/>
+                  <m:sty m:val="bi"/>
                 </m:rPr>
                 <m:t>k</m:t>
               </m:r>
@@ -6826,7 +6826,7 @@
           </m:r>
           <m:r>
             <m:rPr>
-              <m:sty m:val="b"/>
+              <m:sty m:val="bi"/>
             </m:rPr>
             <m:t>x</m:t>
           </m:r>
@@ -6899,7 +6899,7 @@
             <m:sub>
               <m:r>
                 <m:rPr>
-                  <m:sty m:val="b"/>
+                  <m:sty m:val="bi"/>
                 </m:rPr>
                 <m:t>k</m:t>
               </m:r>
@@ -6913,7 +6913,7 @@
           </m:r>
           <m:r>
             <m:rPr>
-              <m:sty m:val="b"/>
+              <m:sty m:val="bi"/>
             </m:rPr>
             <m:t>x</m:t>
           </m:r>
@@ -6980,7 +6980,7 @@
             <m:sub>
               <m:r>
                 <m:rPr>
-                  <m:sty m:val="b"/>
+                  <m:sty m:val="bi"/>
                 </m:rPr>
                 <m:t>k</m:t>
               </m:r>
@@ -6994,7 +6994,7 @@
           </m:r>
           <m:r>
             <m:rPr>
-              <m:sty m:val="b"/>
+              <m:sty m:val="bi"/>
             </m:rPr>
             <m:t>x</m:t>
           </m:r>
@@ -7121,7 +7121,7 @@
                 <m:sub>
                   <m:r>
                     <m:rPr>
-                      <m:sty m:val="b"/>
+                      <m:sty m:val="bi"/>
                     </m:rPr>
                     <m:t>k</m:t>
                   </m:r>
@@ -7135,7 +7135,7 @@
               </m:r>
               <m:r>
                 <m:rPr>
-                  <m:sty m:val="b"/>
+                  <m:sty m:val="bi"/>
                 </m:rPr>
                 <m:t>x</m:t>
               </m:r>
@@ -7156,7 +7156,7 @@
                 <m:sub>
                   <m:r>
                     <m:rPr>
-                      <m:sty m:val="b"/>
+                      <m:sty m:val="bi"/>
                     </m:rPr>
                     <m:t>k</m:t>
                   </m:r>
@@ -7170,7 +7170,7 @@
               </m:r>
               <m:r>
                 <m:rPr>
-                  <m:sty m:val="b"/>
+                  <m:sty m:val="bi"/>
                 </m:rPr>
                 <m:t>x</m:t>
               </m:r>
@@ -7232,7 +7232,7 @@
       <m:oMath>
         <m:r>
           <m:rPr>
-            <m:sty m:val="b"/>
+            <m:sty m:val="bi"/>
           </m:rPr>
           <m:t>k</m:t>
         </m:r>
@@ -7521,7 +7521,7 @@
         </m:r>
         <m:r>
           <m:rPr>
-            <m:sty m:val="b"/>
+            <m:sty m:val="bi"/>
           </m:rPr>
           <m:t>k</m:t>
         </m:r>
@@ -7595,7 +7595,7 @@
             <m:sub>
               <m:r>
                 <m:rPr>
-                  <m:sty m:val="b"/>
+                  <m:sty m:val="bi"/>
                 </m:rPr>
                 <m:t>k</m:t>
               </m:r>
@@ -7627,7 +7627,7 @@
           </m:r>
           <m:r>
             <m:rPr>
-              <m:sty m:val="b"/>
+              <m:sty m:val="bi"/>
             </m:rPr>
             <m:t>x</m:t>
           </m:r>
@@ -7709,7 +7709,7 @@
               </m:r>
               <m:r>
                 <m:rPr>
-                  <m:sty m:val="b"/>
+                  <m:sty m:val="bi"/>
                 </m:rPr>
                 <m:t>k</m:t>
               </m:r>
@@ -7721,7 +7721,7 @@
               </m:r>
               <m:r>
                 <m:rPr>
-                  <m:sty m:val="b"/>
+                  <m:sty m:val="bi"/>
                 </m:rPr>
                 <m:t>x</m:t>
               </m:r>
@@ -7784,7 +7784,7 @@
             <m:sub>
               <m:r>
                 <m:rPr>
-                  <m:sty m:val="b"/>
+                  <m:sty m:val="bi"/>
                 </m:rPr>
                 <m:t>k</m:t>
               </m:r>
@@ -7824,7 +7824,7 @@
           </m:r>
           <m:r>
             <m:rPr>
-              <m:sty m:val="b"/>
+              <m:sty m:val="bi"/>
             </m:rPr>
             <m:t>x</m:t>
           </m:r>
@@ -7912,7 +7912,7 @@
               </m:r>
               <m:r>
                 <m:rPr>
-                  <m:sty m:val="b"/>
+                  <m:sty m:val="bi"/>
                 </m:rPr>
                 <m:t>k</m:t>
               </m:r>
@@ -7924,7 +7924,7 @@
               </m:r>
               <m:r>
                 <m:rPr>
-                  <m:sty m:val="b"/>
+                  <m:sty m:val="bi"/>
                 </m:rPr>
                 <m:t>x</m:t>
               </m:r>
@@ -8015,7 +8015,7 @@
             <m:sub>
               <m:r>
                 <m:rPr>
-                  <m:sty m:val="b"/>
+                  <m:sty m:val="bi"/>
                 </m:rPr>
                 <m:t>k</m:t>
               </m:r>
@@ -8047,7 +8047,7 @@
           </m:r>
           <m:r>
             <m:rPr>
-              <m:sty m:val="b"/>
+              <m:sty m:val="bi"/>
             </m:rPr>
             <m:t>x</m:t>
           </m:r>
@@ -8130,7 +8130,7 @@
                       <m:sub>
                         <m:r>
                           <m:rPr>
-                            <m:sty m:val="b"/>
+                            <m:sty m:val="bi"/>
                           </m:rPr>
                           <m:t>k</m:t>
                         </m:r>
@@ -8170,7 +8170,7 @@
                       <m:sub>
                         <m:r>
                           <m:rPr>
-                            <m:sty m:val="b"/>
+                            <m:sty m:val="bi"/>
                           </m:rPr>
                           <m:t>k</m:t>
                         </m:r>
@@ -8226,7 +8226,7 @@
             <m:sub>
               <m:r>
                 <m:rPr>
-                  <m:sty m:val="b"/>
+                  <m:sty m:val="bi"/>
                 </m:rPr>
                 <m:t>k</m:t>
               </m:r>
@@ -8249,7 +8249,7 @@
                 <m:e>
                   <m:r>
                     <m:rPr>
-                      <m:sty m:val="b"/>
+                      <m:sty m:val="bi"/>
                     </m:rPr>
                     <m:t>k</m:t>
                   </m:r>
@@ -8332,7 +8332,7 @@
                 <m:sub>
                   <m:r>
                     <m:rPr>
-                      <m:sty m:val="b"/>
+                      <m:sty m:val="bi"/>
                     </m:rPr>
                     <m:t>k</m:t>
                   </m:r>
@@ -8365,7 +8365,7 @@
                 <m:e>
                   <m:r>
                     <m:rPr>
-                      <m:sty m:val="b"/>
+                      <m:sty m:val="bi"/>
                     </m:rPr>
                     <m:t>k</m:t>
                   </m:r>
@@ -8446,7 +8446,7 @@
           </m:r>
           <m:r>
             <m:rPr>
-              <m:sty m:val="b"/>
+              <m:sty m:val="bi"/>
             </m:rPr>
             <m:t>k</m:t>
           </m:r>
@@ -8460,7 +8460,7 @@
             <m:e>
               <m:r>
                 <m:rPr>
-                  <m:sty m:val="b"/>
+                  <m:sty m:val="bi"/>
                 </m:rPr>
                 <m:t>k</m:t>
               </m:r>
@@ -8744,7 +8744,7 @@
                 <m:sub>
                   <m:r>
                     <m:rPr>
-                      <m:sty m:val="b"/>
+                      <m:sty m:val="bi"/>
                     </m:rPr>
                     <m:t>k</m:t>
                   </m:r>
@@ -8786,7 +8786,7 @@
                 <m:sub>
                   <m:r>
                     <m:rPr>
-                      <m:sty m:val="b"/>
+                      <m:sty m:val="bi"/>
                     </m:rPr>
                     <m:t>k</m:t>
                   </m:r>
@@ -8860,7 +8860,7 @@
           </m:r>
           <m:r>
             <m:rPr>
-              <m:sty m:val="b"/>
+              <m:sty m:val="bi"/>
             </m:rPr>
             <m:t>x</m:t>
           </m:r>
@@ -8924,7 +8924,7 @@
             <m:sub>
               <m:r>
                 <m:rPr>
-                  <m:sty m:val="b"/>
+                  <m:sty m:val="bi"/>
                 </m:rPr>
                 <m:t>k</m:t>
               </m:r>
@@ -8939,7 +8939,7 @@
             <m:sub>
               <m:r>
                 <m:rPr>
-                  <m:sty m:val="b"/>
+                  <m:sty m:val="bi"/>
                 </m:rPr>
                 <m:t>k</m:t>
               </m:r>
@@ -8971,7 +8971,7 @@
           </m:r>
           <m:r>
             <m:rPr>
-              <m:sty m:val="b"/>
+              <m:sty m:val="bi"/>
             </m:rPr>
             <m:t>x</m:t>
           </m:r>
@@ -8996,7 +8996,7 @@
             <m:sub>
               <m:r>
                 <m:rPr>
-                  <m:sty m:val="b"/>
+                  <m:sty m:val="bi"/>
                 </m:rPr>
                 <m:t>k</m:t>
               </m:r>
@@ -9019,7 +9019,7 @@
             <m:sub>
               <m:r>
                 <m:rPr>
-                  <m:sty m:val="b"/>
+                  <m:sty m:val="bi"/>
                 </m:rPr>
                 <m:t>k</m:t>
               </m:r>
@@ -9059,7 +9059,7 @@
           </m:r>
           <m:r>
             <m:rPr>
-              <m:sty m:val="b"/>
+              <m:sty m:val="bi"/>
             </m:rPr>
             <m:t>x</m:t>
           </m:r>
@@ -9119,7 +9119,7 @@
             <m:sub>
               <m:r>
                 <m:rPr>
-                  <m:sty m:val="b"/>
+                  <m:sty m:val="bi"/>
                 </m:rPr>
                 <m:t>k</m:t>
               </m:r>
@@ -9146,7 +9146,7 @@
             <m:sub>
               <m:r>
                 <m:rPr>
-                  <m:sty m:val="b"/>
+                  <m:sty m:val="bi"/>
                 </m:rPr>
                 <m:t>k</m:t>
               </m:r>
@@ -9258,7 +9258,7 @@
           </m:r>
           <m:r>
             <m:rPr>
-              <m:sty m:val="b"/>
+              <m:sty m:val="bi"/>
             </m:rPr>
             <m:t>x</m:t>
           </m:r>
@@ -9298,7 +9298,7 @@
             <m:e>
               <m:r>
                 <m:rPr>
-                  <m:sty m:val="b"/>
+                  <m:sty m:val="bi"/>
                 </m:rPr>
                 <m:t>x</m:t>
               </m:r>
@@ -9598,7 +9598,7 @@
               </m:r>
               <m:r>
                 <m:rPr>
-                  <m:sty m:val="b"/>
+                  <m:sty m:val="bi"/>
                 </m:rPr>
                 <m:t>k</m:t>
               </m:r>
@@ -9616,7 +9616,7 @@
               </m:r>
               <m:r>
                 <m:rPr>
-                  <m:sty m:val="b"/>
+                  <m:sty m:val="bi"/>
                 </m:rPr>
                 <m:t>x</m:t>
               </m:r>
@@ -9630,7 +9630,7 @@
                 <m:e>
                   <m:r>
                     <m:rPr>
-                      <m:sty m:val="b"/>
+                      <m:sty m:val="bi"/>
                     </m:rPr>
                     <m:t>x</m:t>
                   </m:r>
@@ -9750,7 +9750,7 @@
               </m:r>
               <m:r>
                 <m:rPr>
-                  <m:sty m:val="b"/>
+                  <m:sty m:val="bi"/>
                 </m:rPr>
                 <m:t>k</m:t>
               </m:r>
@@ -9768,7 +9768,7 @@
               </m:r>
               <m:r>
                 <m:rPr>
-                  <m:sty m:val="b"/>
+                  <m:sty m:val="bi"/>
                 </m:rPr>
                 <m:t>x</m:t>
               </m:r>
@@ -9782,7 +9782,7 @@
                 <m:e>
                   <m:r>
                     <m:rPr>
-                      <m:sty m:val="b"/>
+                      <m:sty m:val="bi"/>
                     </m:rPr>
                     <m:t>x</m:t>
                   </m:r>
@@ -10141,7 +10141,7 @@
               </m:r>
               <m:r>
                 <m:rPr>
-                  <m:sty m:val="b"/>
+                  <m:sty m:val="bi"/>
                 </m:rPr>
                 <m:t>k</m:t>
               </m:r>
@@ -10159,7 +10159,7 @@
               </m:r>
               <m:r>
                 <m:rPr>
-                  <m:sty m:val="b"/>
+                  <m:sty m:val="bi"/>
                 </m:rPr>
                 <m:t>x</m:t>
               </m:r>
@@ -10173,7 +10173,7 @@
                 <m:e>
                   <m:r>
                     <m:rPr>
-                      <m:sty m:val="b"/>
+                      <m:sty m:val="bi"/>
                     </m:rPr>
                     <m:t>x</m:t>
                   </m:r>
@@ -14423,6 +14423,9 @@
                 </m:sup>
               </m:sSup>
             </m:oMath>
+            <w:r>
+              <w:t xml:space="preserve">​</w:t>
+            </w:r>
           </w:p>
         </w:tc>
         <w:tc>
@@ -14475,6 +14478,9 @@
                 </m:sup>
               </m:sSup>
             </m:oMath>
+            <w:r>
+              <w:t xml:space="preserve">​</w:t>
+            </w:r>
           </w:p>
         </w:tc>
       </w:tr>
@@ -14574,6 +14580,9 @@
                 </m:e>
               </m:d>
             </m:oMath>
+            <w:r>
+              <w:t xml:space="preserve">​</w:t>
+            </w:r>
           </w:p>
         </w:tc>
         <w:tc>
@@ -14656,6 +14665,9 @@
                 </m:e>
               </m:d>
             </m:oMath>
+            <w:r>
+              <w:t xml:space="preserve">​</w:t>
+            </w:r>
           </w:p>
         </w:tc>
       </w:tr>
@@ -14718,6 +14730,9 @@
                 </m:sub>
               </m:sSub>
             </m:oMath>
+            <w:r>
+              <w:t xml:space="preserve">​</w:t>
+            </w:r>
           </w:p>
         </w:tc>
         <w:tc>
@@ -14790,6 +14805,9 @@
                 <m:t>x</m:t>
               </m:r>
             </m:oMath>
+            <w:r>
+              <w:t xml:space="preserve">​</w:t>
+            </w:r>
           </w:p>
         </w:tc>
       </w:tr>
@@ -14895,6 +14913,9 @@
                 </m:e>
               </m:d>
             </m:oMath>
+            <w:r>
+              <w:t xml:space="preserve">​</w:t>
+            </w:r>
           </w:p>
         </w:tc>
         <w:tc>
@@ -14986,6 +15007,9 @@
                 </m:e>
               </m:d>
             </m:oMath>
+            <w:r>
+              <w:t xml:space="preserve">​</w:t>
+            </w:r>
           </w:p>
         </w:tc>
       </w:tr>
@@ -15073,7 +15097,7 @@
                 <m:sub>
                   <m:r>
                     <m:rPr>
-                      <m:sty m:val="b"/>
+                      <m:sty m:val="bi"/>
                     </m:rPr>
                     <m:t>k</m:t>
                   </m:r>
@@ -15149,6 +15173,9 @@
                 <m:t>)</m:t>
               </m:r>
             </m:oMath>
+            <w:r>
+              <w:t xml:space="preserve">​</w:t>
+            </w:r>
           </w:p>
         </w:tc>
         <w:tc>
@@ -15178,7 +15205,7 @@
               </m:r>
               <m:r>
                 <m:rPr>
-                  <m:sty m:val="b"/>
+                  <m:sty m:val="bi"/>
                 </m:rPr>
                 <m:t>x</m:t>
               </m:r>
@@ -15214,7 +15241,7 @@
               </m:r>
               <m:r>
                 <m:rPr>
-                  <m:sty m:val="b"/>
+                  <m:sty m:val="bi"/>
                 </m:rPr>
                 <m:t>x</m:t>
               </m:r>
@@ -15225,6 +15252,9 @@
                 <m:t>)</m:t>
               </m:r>
             </m:oMath>
+            <w:r>
+              <w:t xml:space="preserve">​</w:t>
+            </w:r>
           </w:p>
         </w:tc>
       </w:tr>
@@ -15291,6 +15321,9 @@
                 <m:t>)</m:t>
               </m:r>
             </m:oMath>
+            <w:r>
+              <w:t xml:space="preserve">​</w:t>
+            </w:r>
           </w:p>
         </w:tc>
         <w:tc>
@@ -15329,7 +15362,7 @@
               </m:r>
               <m:r>
                 <m:rPr>
-                  <m:sty m:val="b"/>
+                  <m:sty m:val="bi"/>
                 </m:rPr>
                 <m:t>x</m:t>
               </m:r>
@@ -15369,7 +15402,7 @@
                 <m:e>
                   <m:r>
                     <m:rPr>
-                      <m:sty m:val="b"/>
+                      <m:sty m:val="bi"/>
                     </m:rPr>
                     <m:t>x</m:t>
                   </m:r>
@@ -15390,6 +15423,9 @@
                 <m:t>)</m:t>
               </m:r>
             </m:oMath>
+            <w:r>
+              <w:t xml:space="preserve">​</w:t>
+            </w:r>
           </w:p>
         </w:tc>
       </w:tr>
@@ -15814,7 +15850,7 @@
         </m:r>
         <m:r>
           <m:rPr>
-            <m:sty m:val="b"/>
+            <m:sty m:val="bi"/>
           </m:rPr>
           <m:t>x</m:t>
         </m:r>
@@ -15854,7 +15890,7 @@
             </m:r>
             <m:r>
               <m:rPr>
-                <m:sty m:val="b"/>
+                <m:sty m:val="bi"/>
               </m:rPr>
               <m:t>x</m:t>
             </m:r>
@@ -15980,7 +16016,7 @@
       <m:oMath>
         <m:r>
           <m:rPr>
-            <m:sty m:val="b"/>
+            <m:sty m:val="bi"/>
           </m:rPr>
           <m:t>k</m:t>
         </m:r>
@@ -16015,7 +16051,7 @@
       <m:oMath>
         <m:r>
           <m:rPr>
-            <m:sty m:val="b"/>
+            <m:sty m:val="bi"/>
           </m:rPr>
           <m:t>k</m:t>
         </m:r>
@@ -16080,7 +16116,7 @@
           <m:sub>
             <m:r>
               <m:rPr>
-                <m:sty m:val="b"/>
+                <m:sty m:val="bi"/>
               </m:rPr>
               <m:t>k</m:t>
             </m:r>
@@ -16103,7 +16139,7 @@
               <m:e>
                 <m:r>
                   <m:rPr>
-                    <m:sty m:val="b"/>
+                    <m:sty m:val="bi"/>
                   </m:rPr>
                   <m:t>k</m:t>
                 </m:r>
@@ -16180,7 +16216,7 @@
         </m:r>
         <m:r>
           <m:rPr>
-            <m:sty m:val="b"/>
+            <m:sty m:val="bi"/>
           </m:rPr>
           <m:t>k</m:t>
         </m:r>
@@ -16194,7 +16230,7 @@
           <m:e>
             <m:r>
               <m:rPr>
-                <m:sty m:val="b"/>
+                <m:sty m:val="bi"/>
               </m:rPr>
               <m:t>k</m:t>
             </m:r>
@@ -16255,7 +16291,7 @@
           <m:sub>
             <m:r>
               <m:rPr>
-                <m:sty m:val="b"/>
+                <m:sty m:val="bi"/>
               </m:rPr>
               <m:t>k</m:t>
             </m:r>
@@ -16286,7 +16322,7 @@
               <m:e>
                 <m:r>
                   <m:rPr>
-                    <m:sty m:val="b"/>
+                    <m:sty m:val="bi"/>
                   </m:rPr>
                   <m:t>k</m:t>
                 </m:r>
@@ -16372,7 +16408,7 @@
         </m:r>
         <m:r>
           <m:rPr>
-            <m:sty m:val="b"/>
+            <m:sty m:val="bi"/>
           </m:rPr>
           <m:t>k</m:t>
         </m:r>
@@ -16386,7 +16422,7 @@
           <m:e>
             <m:r>
               <m:rPr>
-                <m:sty m:val="b"/>
+                <m:sty m:val="bi"/>
               </m:rPr>
               <m:t>k</m:t>
             </m:r>
@@ -16502,7 +16538,7 @@
         </m:r>
         <m:r>
           <m:rPr>
-            <m:sty m:val="b"/>
+            <m:sty m:val="bi"/>
           </m:rPr>
           <m:t>x</m:t>
         </m:r>
@@ -16539,7 +16575,7 @@
           <m:sub>
             <m:r>
               <m:rPr>
-                <m:sty m:val="b"/>
+                <m:sty m:val="bi"/>
               </m:rPr>
               <m:t>k</m:t>
             </m:r>
@@ -16554,7 +16590,7 @@
           <m:sub>
             <m:r>
               <m:rPr>
-                <m:sty m:val="b"/>
+                <m:sty m:val="bi"/>
               </m:rPr>
               <m:t>k</m:t>
             </m:r>
@@ -16575,7 +16611,7 @@
           <m:sub>
             <m:r>
               <m:rPr>
-                <m:sty m:val="b"/>
+                <m:sty m:val="bi"/>
               </m:rPr>
               <m:t>k</m:t>
             </m:r>
@@ -16598,7 +16634,7 @@
           <m:sub>
             <m:r>
               <m:rPr>
-                <m:sty m:val="b"/>
+                <m:sty m:val="bi"/>
               </m:rPr>
               <m:t>k</m:t>
             </m:r>
@@ -16653,7 +16689,7 @@
           <m:sub>
             <m:r>
               <m:rPr>
-                <m:sty m:val="b"/>
+                <m:sty m:val="bi"/>
               </m:rPr>
               <m:t>k</m:t>
             </m:r>
